--- a/Documentation/NSBP-Radio-Technical-Documentation.docx
+++ b/Documentation/NSBP-Radio-Technical-Documentation.docx
@@ -404,7 +404,7 @@
           <w:sz w:val="22"/>
           <w:szCs w:val="22"/>
         </w:rPr>
-        <w:t xml:space="preserve">Animated branded UI with NSBP orange colour scheme</w:t>
+        <w:t xml:space="preserve">Animated branded UI with three selectable themes: North Shore (warm orange), Mackenzie (pink), Eli (bold orange/black/peach)</w:t>
       </w:r>
     </w:p>
     <w:p>
@@ -7722,6 +7722,35 @@
       </w:tr>
     </w:tbl>
     <w:p>
+      <w:pPr>
+        <w:spacing w:after="80"/>
+      </w:pPr>
+      <w:r>
+        <w:t xml:space="preserve"/>
+      </w:r>
+    </w:p>
+    <w:p>
+      <w:pPr>
+        <w:pStyle w:val="Heading2"/>
+      </w:pPr>
+      <w:r>
+        <w:t xml:space="preserve">10.3 useThemeStore</w:t>
+      </w:r>
+    </w:p>
+    <w:p>
+      <w:pPr>
+        <w:spacing w:after="160"/>
+      </w:pPr>
+      <w:r>
+        <w:rPr>
+          <w:rFonts w:ascii="Arial" w:cs="Arial" w:eastAsia="Arial" w:hAnsi="Arial"/>
+          <w:sz w:val="22"/>
+          <w:szCs w:val="22"/>
+        </w:rPr>
+        <w:t xml:space="preserve">Zustand store (lib/theme-store.ts) that tracks the active UI theme. Theme is one of three values: north-shore (default), mackenzie, or pink. Persisted to localStorage under the key nsbp_theme. The active theme is applied as a data-theme attribute on &lt;html&gt; by AppShell.tsx, which triggers CSS custom property overrides in globals.css. All Tailwind orange-* utilities switch palette automatically via --color-orange-* variable overrides per [data-theme] selector. Three themes: North Shore (dark/black, warm orange #ff9d1a), Mackenzie (pink #ec4899 accent palette), Eli (bold black, bright orange #FF9000, 3px thick borders, peach #FFCBA4 Now Playing fill).</w:t>
+      </w:r>
+    </w:p>
+    <w:p>
       <w:r>
         <w:br w:type="page"/>
       </w:r>
@@ -10301,7 +10330,7 @@
           <w:sz w:val="22"/>
           <w:szCs w:val="22"/>
         </w:rPr>
-        <w:t xml:space="preserve">The Admin Access tab in the dashboard lets the owner invite other Google accounts to the admin panel without Vercel or env var access.</w:t>
+        <w:t xml:space="preserve">The Admin Access tab in the dashboard lets the owner invite other Google accounts to the admin panel without Vercel or env var access. As of v1.6.2, the owner can also remove invited admins (with confirmation) and transfer ownership to any admin via a role dropdown — both actions use a custom in-page React ConfirmDialog (not window.confirm). The admin_users table includes a role column (TEXT NOT NULL DEFAULT ‘admin’) that stores ‘admin’ or ‘owner’. DB role=‘owner’ takes precedence over the ADMIN_EMAIL env var for owner resolution; the env var remains as a bootstrap fallback.</w:t>
       </w:r>
     </w:p>
     <w:p>
@@ -13240,7 +13269,7 @@
                 <w:sz w:val="22"/>
                 <w:szCs w:val="22"/>
               </w:rPr>
-              <w:t xml:space="preserve">Brand Orange</w:t>
+              <w:t xml:space="preserve">North Shore — Brand Orange (default)</w:t>
             </w:r>
           </w:p>
         </w:tc>
@@ -13268,7 +13297,7 @@
                 <w:sz w:val="22"/>
                 <w:szCs w:val="22"/>
               </w:rPr>
-              <w:t xml:space="preserve">#FF9D1A</w:t>
+              <w:t xml:space="preserve">#ff9d1a</w:t>
             </w:r>
           </w:p>
         </w:tc>
@@ -13296,7 +13325,265 @@
                 <w:sz w:val="22"/>
                 <w:szCs w:val="22"/>
               </w:rPr>
-              <w:t xml:space="preserve">Primary accent: headings, active states, borders, badges, mic button active</w:t>
+              <w:t xml:space="preserve">North Shore theme: primary accent (headings, active states, borders, badges, mic button). Warm orange, dark/black background.</w:t>
+            </w:r>
+          </w:p>
+        </w:tc>
+      </w:tr>
+      <w:tr>
+        <w:tc>
+          <w:tcPr>
+            <w:tcW w:type="dxa" w:w="2400"/>
+            <w:tcBorders>
+              <w:top w:val="single" w:color="CCCCCC" w:sz="1"/>
+              <w:left w:val="single" w:color="CCCCCC" w:sz="1"/>
+              <w:bottom w:val="single" w:color="CCCCCC" w:sz="1"/>
+              <w:right w:val="single" w:color="CCCCCC" w:sz="1"/>
+            </w:tcBorders>
+            <w:shd w:fill="F5F5F5" w:val="clear"/>
+            <w:tcMar>
+              <w:top w:type="dxa" w:w="80"/>
+              <w:left w:type="dxa" w:w="120"/>
+              <w:bottom w:type="dxa" w:w="80"/>
+              <w:right w:type="dxa" w:w="120"/>
+            </w:tcMar>
+          </w:tcPr>
+          <w:p>
+            <w:r>
+              <w:rPr>
+                <w:rFonts w:ascii="Arial" w:cs="Arial" w:eastAsia="Arial" w:hAnsi="Arial"/>
+                <w:sz w:val="22"/>
+                <w:szCs w:val="22"/>
+              </w:rPr>
+              <w:t xml:space="preserve">Mackenzie — Pink Accent</w:t>
+            </w:r>
+          </w:p>
+        </w:tc>
+        <w:tc>
+          <w:tcPr>
+            <w:tcW w:type="dxa" w:w="2400"/>
+            <w:tcBorders>
+              <w:top w:val="single" w:color="CCCCCC" w:sz="1"/>
+              <w:left w:val="single" w:color="CCCCCC" w:sz="1"/>
+              <w:bottom w:val="single" w:color="CCCCCC" w:sz="1"/>
+              <w:right w:val="single" w:color="CCCCCC" w:sz="1"/>
+            </w:tcBorders>
+            <w:shd w:fill="F5F5F5" w:val="clear"/>
+            <w:tcMar>
+              <w:top w:type="dxa" w:w="80"/>
+              <w:left w:type="dxa" w:w="120"/>
+              <w:bottom w:type="dxa" w:w="80"/>
+              <w:right w:type="dxa" w:w="120"/>
+            </w:tcMar>
+          </w:tcPr>
+          <w:p>
+            <w:r>
+              <w:rPr>
+                <w:rFonts w:ascii="Arial" w:cs="Arial" w:eastAsia="Arial" w:hAnsi="Arial"/>
+                <w:sz w:val="22"/>
+                <w:szCs w:val="22"/>
+              </w:rPr>
+              <w:t xml:space="preserve">#ec4899</w:t>
+            </w:r>
+          </w:p>
+        </w:tc>
+        <w:tc>
+          <w:tcPr>
+            <w:tcW w:type="dxa" w:w="4560"/>
+            <w:tcBorders>
+              <w:top w:val="single" w:color="CCCCCC" w:sz="1"/>
+              <w:left w:val="single" w:color="CCCCCC" w:sz="1"/>
+              <w:bottom w:val="single" w:color="CCCCCC" w:sz="1"/>
+              <w:right w:val="single" w:color="CCCCCC" w:sz="1"/>
+            </w:tcBorders>
+            <w:shd w:fill="F5F5F5" w:val="clear"/>
+            <w:tcMar>
+              <w:top w:type="dxa" w:w="80"/>
+              <w:left w:type="dxa" w:w="120"/>
+              <w:bottom w:type="dxa" w:w="80"/>
+              <w:right w:type="dxa" w:w="120"/>
+            </w:tcMar>
+          </w:tcPr>
+          <w:p>
+            <w:r>
+              <w:rPr>
+                <w:rFonts w:ascii="Arial" w:cs="Arial" w:eastAsia="Arial" w:hAnsi="Arial"/>
+                <w:sz w:val="22"/>
+                <w:szCs w:val="22"/>
+              </w:rPr>
+              <w:t xml:space="preserve">Mackenzie theme: pink accent palette replaces all orange utilities.</w:t>
+            </w:r>
+          </w:p>
+        </w:tc>
+      </w:tr>
+      <w:tr>
+        <w:tc>
+          <w:tcPr>
+            <w:tcW w:type="dxa" w:w="2400"/>
+            <w:tcBorders>
+              <w:top w:val="single" w:color="CCCCCC" w:sz="1"/>
+              <w:left w:val="single" w:color="CCCCCC" w:sz="1"/>
+              <w:bottom w:val="single" w:color="CCCCCC" w:sz="1"/>
+              <w:right w:val="single" w:color="CCCCCC" w:sz="1"/>
+            </w:tcBorders>
+            <w:shd w:fill="FFFFFF" w:val="clear"/>
+            <w:tcMar>
+              <w:top w:type="dxa" w:w="80"/>
+              <w:left w:type="dxa" w:w="120"/>
+              <w:bottom w:type="dxa" w:w="80"/>
+              <w:right w:type="dxa" w:w="120"/>
+            </w:tcMar>
+          </w:tcPr>
+          <w:p>
+            <w:r>
+              <w:rPr>
+                <w:rFonts w:ascii="Arial" w:cs="Arial" w:eastAsia="Arial" w:hAnsi="Arial"/>
+                <w:sz w:val="22"/>
+                <w:szCs w:val="22"/>
+              </w:rPr>
+              <w:t xml:space="preserve">Eli — Bright Orange</w:t>
+            </w:r>
+          </w:p>
+        </w:tc>
+        <w:tc>
+          <w:tcPr>
+            <w:tcW w:type="dxa" w:w="2400"/>
+            <w:tcBorders>
+              <w:top w:val="single" w:color="CCCCCC" w:sz="1"/>
+              <w:left w:val="single" w:color="CCCCCC" w:sz="1"/>
+              <w:bottom w:val="single" w:color="CCCCCC" w:sz="1"/>
+              <w:right w:val="single" w:color="CCCCCC" w:sz="1"/>
+            </w:tcBorders>
+            <w:shd w:fill="FFFFFF" w:val="clear"/>
+            <w:tcMar>
+              <w:top w:type="dxa" w:w="80"/>
+              <w:left w:type="dxa" w:w="120"/>
+              <w:bottom w:type="dxa" w:w="80"/>
+              <w:right w:type="dxa" w:w="120"/>
+            </w:tcMar>
+          </w:tcPr>
+          <w:p>
+            <w:r>
+              <w:rPr>
+                <w:rFonts w:ascii="Arial" w:cs="Arial" w:eastAsia="Arial" w:hAnsi="Arial"/>
+                <w:sz w:val="22"/>
+                <w:szCs w:val="22"/>
+              </w:rPr>
+              <w:t xml:space="preserve">#FF9000</w:t>
+            </w:r>
+          </w:p>
+        </w:tc>
+        <w:tc>
+          <w:tcPr>
+            <w:tcW w:type="dxa" w:w="4560"/>
+            <w:tcBorders>
+              <w:top w:val="single" w:color="CCCCCC" w:sz="1"/>
+              <w:left w:val="single" w:color="CCCCCC" w:sz="1"/>
+              <w:bottom w:val="single" w:color="CCCCCC" w:sz="1"/>
+              <w:right w:val="single" w:color="CCCCCC" w:sz="1"/>
+            </w:tcBorders>
+            <w:shd w:fill="FFFFFF" w:val="clear"/>
+            <w:tcMar>
+              <w:top w:type="dxa" w:w="80"/>
+              <w:left w:type="dxa" w:w="120"/>
+              <w:bottom w:type="dxa" w:w="80"/>
+              <w:right w:type="dxa" w:w="120"/>
+            </w:tcMar>
+          </w:tcPr>
+          <w:p>
+            <w:r>
+              <w:rPr>
+                <w:rFonts w:ascii="Arial" w:cs="Arial" w:eastAsia="Arial" w:hAnsi="Arial"/>
+                <w:sz w:val="22"/>
+                <w:szCs w:val="22"/>
+              </w:rPr>
+              <w:t xml:space="preserve">Eli theme: bold black background, bright orange accent, 3px thick borders. Now Playing fill: peach #FFCBA4.</w:t>
+            </w:r>
+          </w:p>
+        </w:tc>
+      </w:tr>
+      <w:tr>
+        <w:tc>
+          <w:tcPr>
+            <w:tcW w:type="dxa" w:w="2400"/>
+            <w:tcBorders>
+              <w:top w:val="single" w:color="CCCCCC" w:sz="1"/>
+              <w:left w:val="single" w:color="CCCCCC" w:sz="1"/>
+              <w:bottom w:val="single" w:color="CCCCCC" w:sz="1"/>
+              <w:right w:val="single" w:color="CCCCCC" w:sz="1"/>
+            </w:tcBorders>
+            <w:shd w:fill="F5F5F5" w:val="clear"/>
+            <w:tcMar>
+              <w:top w:type="dxa" w:w="80"/>
+              <w:left w:type="dxa" w:w="120"/>
+              <w:bottom w:type="dxa" w:w="80"/>
+              <w:right w:type="dxa" w:w="120"/>
+            </w:tcMar>
+          </w:tcPr>
+          <w:p>
+            <w:r>
+              <w:rPr>
+                <w:rFonts w:ascii="Arial" w:cs="Arial" w:eastAsia="Arial" w:hAnsi="Arial"/>
+                <w:sz w:val="22"/>
+                <w:szCs w:val="22"/>
+              </w:rPr>
+              <w:t xml:space="preserve">Eli — Peach Now Playing</w:t>
+            </w:r>
+          </w:p>
+        </w:tc>
+        <w:tc>
+          <w:tcPr>
+            <w:tcW w:type="dxa" w:w="2400"/>
+            <w:tcBorders>
+              <w:top w:val="single" w:color="CCCCCC" w:sz="1"/>
+              <w:left w:val="single" w:color="CCCCCC" w:sz="1"/>
+              <w:bottom w:val="single" w:color="CCCCCC" w:sz="1"/>
+              <w:right w:val="single" w:color="CCCCCC" w:sz="1"/>
+            </w:tcBorders>
+            <w:shd w:fill="F5F5F5" w:val="clear"/>
+            <w:tcMar>
+              <w:top w:type="dxa" w:w="80"/>
+              <w:left w:type="dxa" w:w="120"/>
+              <w:bottom w:type="dxa" w:w="80"/>
+              <w:right w:type="dxa" w:w="120"/>
+            </w:tcMar>
+          </w:tcPr>
+          <w:p>
+            <w:r>
+              <w:rPr>
+                <w:rFonts w:ascii="Arial" w:cs="Arial" w:eastAsia="Arial" w:hAnsi="Arial"/>
+                <w:sz w:val="22"/>
+                <w:szCs w:val="22"/>
+              </w:rPr>
+              <w:t xml:space="preserve">#FFCBA4</w:t>
+            </w:r>
+          </w:p>
+        </w:tc>
+        <w:tc>
+          <w:tcPr>
+            <w:tcW w:type="dxa" w:w="4560"/>
+            <w:tcBorders>
+              <w:top w:val="single" w:color="CCCCCC" w:sz="1"/>
+              <w:left w:val="single" w:color="CCCCCC" w:sz="1"/>
+              <w:bottom w:val="single" w:color="CCCCCC" w:sz="1"/>
+              <w:right w:val="single" w:color="CCCCCC" w:sz="1"/>
+            </w:tcBorders>
+            <w:shd w:fill="F5F5F5" w:val="clear"/>
+            <w:tcMar>
+              <w:top w:type="dxa" w:w="80"/>
+              <w:left w:type="dxa" w:w="120"/>
+              <w:bottom w:type="dxa" w:w="80"/>
+              <w:right w:type="dxa" w:w="120"/>
+            </w:tcMar>
+          </w:tcPr>
+          <w:p>
+            <w:r>
+              <w:rPr>
+                <w:rFonts w:ascii="Arial" w:cs="Arial" w:eastAsia="Arial" w:hAnsi="Arial"/>
+                <w:sz w:val="22"/>
+                <w:szCs w:val="22"/>
+              </w:rPr>
+              <w:t xml:space="preserve">Eli theme: Now Playing panel fill colour (peach).</w:t>
             </w:r>
           </w:p>
         </w:tc>
